--- a/docs/legal-counsel-engagement/handover/TWT-Claim-Terms-DRAFT-v0.2-for-counsel-review.docx
+++ b/docs/legal-counsel-engagement/handover/TWT-Claim-Terms-DRAFT-v0.2-for-counsel-review.docx
@@ -1420,7 +1420,7 @@
         <w:spacing w:after="160"/>
       </w:pPr>
       <w:r>
-        <w:t xml:space="preserve">Annex B — the claim-time consent boxes: what is left for them to do</w:t>
+        <w:t xml:space="preserve">Annex B — the claim-time consent boxes: DISPOSED 28 August 2026</w:t>
       </w:r>
     </w:p>
     <w:p>
@@ -1700,10 +1700,10 @@
         <w:rPr>
           <w:b/>
         </w:rPr>
-        <w:t xml:space="preserve">The question.</w:t>
-      </w:r>
-      <w:r>
-        <w:t xml:space="preserve"> If clause 14 of the membership terms carries the Member's own information, and clause 8 of these terms carries the Nominee's, then boxes (b) and (c) appear to retain only one genuine subject: </w:t>
+        <w:t xml:space="preserve">The reasoning.</w:t>
+      </w:r>
+      <w:r>
+        <w:t xml:space="preserve"> If clause 14 of the membership terms carries the Member's own information, and clause 8 of these terms carries the Nominee's, then boxes (b) and (c) retain only one genuine subject: </w:t>
       </w:r>
       <w:r>
         <w:rPr>
@@ -1720,7 +1720,13 @@
         <w:spacing w:after="120"/>
       </w:pPr>
       <w:r>
-        <w:t xml:space="preserve">[FOR COUNSEL] Three parts, in order:</w:t>
+        <w:rPr>
+          <w:b/>
+        </w:rPr>
+        <w:t xml:space="preserve">The Trust has now disposed of this, on 28 August 2026.</w:t>
+      </w:r>
+      <w:r>
+        <w:t xml:space="preserve"> It is recorded here because it changes what these terms have to do, and because counsel's view on one part of it is still wanted.</w:t>
       </w:r>
     </w:p>
     <w:p>
@@ -1736,10 +1742,10 @@
         <w:rPr>
           <w:b/>
         </w:rPr>
-        <w:t xml:space="preserve">(i)</w:t>
-      </w:r>
-      <w:r>
-        <w:t xml:space="preserve"> Is that reading right — that with clauses 14 and 8 in force, the residual subject of boxes (b) and (c) is family-authored and family-owned content only?</w:t>
+        <w:t xml:space="preserve">Boxes (b), (c) and (d) are no longer required as general publication-consent mechanisms.</w:t>
+      </w:r>
+      <w:r>
+        <w:t xml:space="preserve"> Each subject has its own basis: the Member's own information under clause 14 of the membership terms, the Nominee's under clause 8 of these terms.</w:t>
       </w:r>
     </w:p>
     <w:p>
@@ -1755,28 +1761,10 @@
         <w:rPr>
           <w:b/>
         </w:rPr>
-        <w:t xml:space="preserve">(ii)</w:t>
-      </w:r>
-      <w:r>
-        <w:t xml:space="preserve"> If so, should those boxes be </w:t>
-      </w:r>
-      <w:r>
-        <w:rPr>
-          <w:b/>
-        </w:rPr>
-        <w:t xml:space="preserve">re-scoped and re-worded</w:t>
-      </w:r>
-      <w:r>
-        <w:t xml:space="preserve"> to ask only about family-owned content, or </w:t>
-      </w:r>
-      <w:r>
-        <w:rPr>
-          <w:b/>
-        </w:rPr>
-        <w:t xml:space="preserve">retired</w:t>
-      </w:r>
-      <w:r>
-        <w:t xml:space="preserve"> in favour of a single family-content consent captured where that content is actually authored?</w:t>
+        <w:t xml:space="preserve">Boxes (b) and (c) are retired, not reinterpreted.</w:t>
+      </w:r>
+      <w:r>
+        <w:t xml:space="preserve"> Re-wording them to cover family content only was considered and rejected: a control that survives by having its meaning quietly rewritten is worse than no control, because the family sees something familiar and reasons about it using the old meaning.</w:t>
       </w:r>
     </w:p>
     <w:p>
@@ -1792,36 +1780,46 @@
         <w:rPr>
           <w:b/>
         </w:rPr>
-        <w:t xml:space="preserve">(iii)</w:t>
-      </w:r>
-      <w:r>
-        <w:t xml:space="preserve"> A box that is presented as controlling something it no longer controls is, in the Trust's view, worse than no box: it invites a family to believe they have a choice the terms have already settled. </w:t>
-      </w:r>
-      <w:r>
-        <w:rPr>
-          <w:b/>
-        </w:rPr>
-        <w:t xml:space="preserve">Please confirm the Trust must not keep such a box</w:t>
-      </w:r>
-      <w:r>
-        <w:t xml:space="preserve"> for continuity or familiarity.</w:t>
-      </w:r>
-    </w:p>
-    <w:p>
-      <w:pPr>
-        <w:spacing w:after="120"/>
-      </w:pPr>
-      <w:r>
-        <w:t xml:space="preserve">⚠ The Trust is </w:t>
-      </w:r>
-      <w:r>
-        <w:rPr>
-          <w:b/>
-        </w:rPr>
-        <w:t xml:space="preserve">not</w:t>
-      </w:r>
-      <w:r>
-        <w:t xml:space="preserve"> asking counsel to design the screen. The Panel decision superseded a consent mechanism without ruling which boxes survive it, and the Trust would rather ask than assume.</w:t>
+        <w:t xml:space="preserve">Family-owned material is authorised at the point of submission</w:t>
+      </w:r>
+      <w:r>
+        <w:t xml:space="preserve"> — where and when the family actually submits it — and never prospectively, at claim time, about content that does not yet exist.</w:t>
+      </w:r>
+    </w:p>
+    <w:p>
+      <w:pPr>
+        <w:pStyle w:val="ListParagraph"/>
+        <w:numPr>
+          <w:ilvl w:val="0"/>
+          <w:numId w:val="1"/>
+        </w:numPr>
+        <w:spacing w:after="60"/>
+      </w:pPr>
+      <w:r>
+        <w:rPr>
+          <w:b/>
+        </w:rPr>
+        <w:t xml:space="preserve">Box (a) is unchanged.</w:t>
+      </w:r>
+      <w:r>
+        <w:t xml:space="preserve"> It remains required, and remains the basis for the Trust's processing of personal data at claim time.</w:t>
+      </w:r>
+    </w:p>
+    <w:p>
+      <w:pPr>
+        <w:spacing w:after="120"/>
+      </w:pPr>
+      <w:r>
+        <w:t xml:space="preserve">[FOR COUNSEL] The screen disposition above is the Trust's own and is made. What is still asked is narrower: </w:t>
+      </w:r>
+      <w:r>
+        <w:rPr>
+          <w:b/>
+        </w:rPr>
+        <w:t xml:space="preserve">do clauses 14 and 8, standing alone, carry everything those boxes previously purported to authorise</w:t>
+      </w:r>
+      <w:r>
+        <w:t xml:space="preserve"> — or is there a subject that falls between them, which neither clause reaches and which the retirement would therefore leave without a basis?</w:t>
       </w:r>
     </w:p>
     <w:p>
